--- a/manuscript/KRAS_gC3N4_Supporting_Information_Table_S1.docx
+++ b/manuscript/KRAS_gC3N4_Supporting_Information_Table_S1.docx
@@ -5746,7 +5746,7 @@
               <w:rPr>
                 <w:sz w:val="14"/>
               </w:rPr>
-              <w:t>Williams hat-matrix leverage, 5 descriptors, n=33: warning leverage h* = 0.545; 33/33 compounds inside the domain (h &lt;= h* and |std. residual| &lt;= 3).</w:t>
+              <w:t>Williams hat-matrix leverage, 4 descriptors (MW, PSA, Polarizability_alpha, Electrophilicity_omega, matching the primary surrogate model), n=33: warning leverage h* = 0.455; 32/33 compounds inside the domain (h &lt;= h* and |std. residual| &lt;= 3).</w:t>
             </w:r>
           </w:p>
         </w:tc>
